--- a/Software Implementation and Testing Document.docx
+++ b/Software Implementation and Testing Document.docx
@@ -161,7 +161,7 @@
           <w:szCs w:val="28"/>
           <w:rtl w:val="0"/>
         </w:rPr>
-        <w:t xml:space="preserve">Version 1.0</w:t>
+        <w:t xml:space="preserve">Version 2.0</w:t>
       </w:r>
     </w:p>
     <w:p>
@@ -453,7 +453,7 @@
           <w:szCs w:val="20"/>
           <w:rtl w:val="0"/>
         </w:rPr>
-        <w:t xml:space="preserve">For this project, we primarily used Python for the in-game logic. This includes the logic for islanders, saving the game, and extras like the grocery store. Python is a powerful language that assists in creating seamless game-logic, allowing for us to easily implement important game functionalities before putting it into the game engine. GDScript is used in Godot.</w:t>
+        <w:t xml:space="preserve">For this project, we primarily used GDScript in Godot and Python for the in-game logic. This includes the logic for islanders, creating Islander objects, and saving/loading. Python is a powerful language that assists in creating seamless game-logic, allowing for us to easily implement important game functionalities before putting it into the game engine. GDScript is used in Godot and lets us manage objects in the interface, like switching between scenes and adding functionality to buttons.</w:t>
       </w:r>
       <w:r>
         <w:rPr>
@@ -504,7 +504,7 @@
           <w:szCs w:val="20"/>
           <w:rtl w:val="0"/>
         </w:rPr>
-        <w:t xml:space="preserve">The main game engine we are using for this project is Godot. In there, we will transfer the back-end Python game logic to get each game section to work on the map. Additionally, this will allow us to create custom characters and distinct areas within the game, such as apartments, the town hall, and the grocery store. SQLite3 is the DBMS module already being used in the back-end game logic to save data between runs, and will be further examined and implemented into Godot in Increment 2.</w:t>
+        <w:t xml:space="preserve">The main game engine we are using for this project is Godot. In there, we will transfer the back-end Python game logic to get each game section to work on the map. Additionally, this will allow us to create custom characters and distinct areas within the game, such as apartments, the town hall, and the grocery store. SQLite3 is the DBMS module already being used in the back-end game logic to save data between runs, and will be further examined and implemented into Godot in Increment 2. In addition, we are using JSON to save basic information about characters.</w:t>
       </w:r>
       <w:r>
         <w:rPr>
@@ -555,7 +555,7 @@
           <w:szCs w:val="20"/>
           <w:rtl w:val="0"/>
         </w:rPr>
-        <w:t xml:space="preserve">Concerning the character customization aspect, we tested that within Godot itself. We tested different hair, eyes, eyebrows, nose, and mouth combinations, seeing how it performed and the bugs needed to be fixed. For the game logic, we tested that within the terminal by running “main.py”. The code underwent lots of stress-tests and beta tests by extra players to ensure that no bugs were present and that the game could function properly. Managing different scenes and saving data from each selection to ensure each feature stayed the same was one of the challenges that took the longest.</w:t>
+        <w:t xml:space="preserve">Concerning the character customization aspect, we tested that within Godot itself. We implemented a color picker for certain parts of characters, so testing focused on making sure the color picked was saved for each character. Additionally, we tested by playing the game if the characters created were saved, allowing for players to use them and play with them later. For the game logic, we tested that within the terminal by running “main.py”. The code underwent lots of stress-tests and beta tests by extra players to ensure that no bugs were present and that the game could function properly. Managing different scenes and saving data from each selection to ensure each feature stayed the same was one of the challenges that took the longest, especially with the character creator.</w:t>
       </w:r>
       <w:r>
         <w:rPr>
@@ -604,7 +604,7 @@
           <w:szCs w:val="20"/>
           <w:rtl w:val="0"/>
         </w:rPr>
-        <w:t xml:space="preserve">Some non-functional requirements were tested in the game, but there is still plenty of room for more. The amount of customization in the game is very limited and adding more options to choose from (i.e. adding more assets and menu options) would count as quality-of-life additions that do not add to the basic functionality of the game. Certain aesthetic choices, such as animations and moving backgrounds, would also make the game more visually pleasing, but are not expected in the game’s development.</w:t>
+        <w:t xml:space="preserve">Some non-functional requirements were tested in the game, but there is still plenty of room for more. The map and subsequent assets are still in development, so ensuring the aesthetic quality of the game is slightly difficult at this point. Additionally, we tested the capacity of how many characters can be saved at a time by continuously creating new characters. We also implemented background music and sound effects and continuously tested to make sure that the music was not too loud and that all sound effects could be heard while the music played. As well as making sure the music transitioned or stayed the same on different scenes. </w:t>
       </w:r>
       <w:r>
         <w:rPr>
@@ -656,7 +656,7 @@
           <w:szCs w:val="20"/>
           <w:rtl w:val="0"/>
         </w:rPr>
-        <w:t xml:space="preserve">When we first got together, part of the game-logic was already written. As a result, we all walked through the previous code together to see how it worked. From there, anytime code was added to the repository, we all walked through the code and how it was implemented. For any new game asset or game section design, each version was shown to every member to ensure that they fit the standards of the game.</w:t>
+        <w:t xml:space="preserve">For any new game asset or game section design, each version was shown to every member to ensure that they fit the standards of the game. Additionally, we continuously kept in contact with each other to determine the status of the project, with each new addition being explained to every member to ensure everyone understands what is being created, how it fits into the current scope of the game, and how it functions.</w:t>
       </w:r>
       <w:r>
         <w:rPr>
